--- a/lab4/Lab 04 Worksheet  (2).docx
+++ b/lab4/Lab 04 Worksheet  (2).docx
@@ -4289,7 +4289,7 @@
             </w:r>
             <w:r>
               <w:drawing>
-                <wp:inline wp14:editId="7DC93012" wp14:anchorId="7DE33CE2">
+                <wp:inline wp14:editId="16EC29C0" wp14:anchorId="7DE33CE2">
                   <wp:extent cx="1680294" cy="4429125"/>
                   <wp:effectExtent l="0" t="0" r="0" b="0"/>
                   <wp:docPr id="507178342" name="drawing"/>
@@ -4373,7 +4373,7 @@
             </w:pPr>
             <w:r>
               <w:drawing>
-                <wp:inline wp14:editId="479608CE" wp14:anchorId="1BEB5B0A">
+                <wp:inline wp14:editId="58C93A2E" wp14:anchorId="1BEB5B0A">
                   <wp:extent cx="3571875" cy="2993008"/>
                   <wp:effectExtent l="0" t="0" r="0" b="0"/>
                   <wp:docPr id="1383463613" name="drawing"/>
@@ -4421,7 +4421,7 @@
             </w:pPr>
             <w:r>
               <w:drawing>
-                <wp:inline wp14:editId="5EEAFE09" wp14:anchorId="77CF75E3">
+                <wp:inline wp14:editId="104CCFB9" wp14:anchorId="77CF75E3">
                   <wp:extent cx="3810000" cy="793102"/>
                   <wp:effectExtent l="0" t="0" r="0" b="0"/>
                   <wp:docPr id="1574109772" name="drawing"/>
@@ -4502,7 +4502,7 @@
             </w:r>
             <w:r>
               <w:drawing>
-                <wp:inline wp14:editId="2C53A09C" wp14:anchorId="5AD6AD25">
+                <wp:inline wp14:editId="598010B8" wp14:anchorId="5AD6AD25">
                   <wp:extent cx="1487136" cy="3997599"/>
                   <wp:effectExtent l="0" t="0" r="0" b="0"/>
                   <wp:docPr id="1657310540" name="drawing"/>
@@ -4564,7 +4564,7 @@
             </w:pPr>
             <w:r>
               <w:drawing>
-                <wp:inline wp14:editId="04072FFF" wp14:anchorId="7F0B050E">
+                <wp:inline wp14:editId="68EC092E" wp14:anchorId="7F0B050E">
                   <wp:extent cx="3086088" cy="2620049"/>
                   <wp:effectExtent l="0" t="0" r="0" b="0"/>
                   <wp:docPr id="1441875941" name="drawing"/>
@@ -4626,7 +4626,7 @@
             </w:pPr>
             <w:r>
               <w:drawing>
-                <wp:inline wp14:editId="1DDBA999" wp14:anchorId="4ECDCBDA">
+                <wp:inline wp14:editId="713A7ED5" wp14:anchorId="4ECDCBDA">
                   <wp:extent cx="4905375" cy="990600"/>
                   <wp:effectExtent l="0" t="0" r="0" b="0"/>
                   <wp:docPr id="1642683141" name="drawing"/>
@@ -7848,7 +7848,7 @@
             </w:pPr>
             <w:r>
               <w:drawing>
-                <wp:inline wp14:editId="27C6F672" wp14:anchorId="51B9C55F">
+                <wp:inline wp14:editId="47B44E98" wp14:anchorId="51B9C55F">
                   <wp:extent cx="1697492" cy="4752975"/>
                   <wp:effectExtent l="0" t="0" r="0" b="0"/>
                   <wp:docPr id="278700493" name="drawing"/>
@@ -7911,7 +7911,7 @@
             </w:pPr>
             <w:r>
               <w:drawing>
-                <wp:inline wp14:editId="30BD2BD5" wp14:anchorId="75A03651">
+                <wp:inline wp14:editId="07F6B2E9" wp14:anchorId="75A03651">
                   <wp:extent cx="4029075" cy="3423976"/>
                   <wp:effectExtent l="0" t="0" r="0" b="0"/>
                   <wp:docPr id="1071923819" name="drawing"/>
@@ -7969,7 +7969,7 @@
             </w:pPr>
             <w:r>
               <w:drawing>
-                <wp:inline wp14:editId="1B035322" wp14:anchorId="0A6F440F">
+                <wp:inline wp14:editId="2A39E911" wp14:anchorId="0A6F440F">
                   <wp:extent cx="4981575" cy="1171575"/>
                   <wp:effectExtent l="0" t="0" r="0" b="0"/>
                   <wp:docPr id="1423614669" name="drawing"/>
@@ -12115,7 +12115,7 @@
             </w:pPr>
             <w:r>
               <w:drawing>
-                <wp:inline wp14:editId="73CC6C48" wp14:anchorId="6E5A4B63">
+                <wp:inline wp14:editId="2DF20090" wp14:anchorId="6E5A4B63">
                   <wp:extent cx="1749635" cy="5006938"/>
                   <wp:effectExtent l="0" t="0" r="0" b="0"/>
                   <wp:docPr id="210049176" name="drawing"/>
@@ -12177,7 +12177,7 @@
             </w:pPr>
             <w:r>
               <w:drawing>
-                <wp:inline wp14:editId="1BD52452" wp14:anchorId="478B60A8">
+                <wp:inline wp14:editId="39EC0D53" wp14:anchorId="478B60A8">
                   <wp:extent cx="3882159" cy="3175000"/>
                   <wp:effectExtent l="0" t="0" r="0" b="0"/>
                   <wp:docPr id="1385314841" name="drawing"/>
@@ -12249,7 +12249,7 @@
             </w:pPr>
             <w:r>
               <w:drawing>
-                <wp:inline wp14:editId="03C4347A" wp14:anchorId="7F6EAF20">
+                <wp:inline wp14:editId="7E1A4FB7" wp14:anchorId="7F6EAF20">
                   <wp:extent cx="4176552" cy="3462346"/>
                   <wp:effectExtent l="0" t="0" r="0" b="0"/>
                   <wp:docPr id="1303464109" name="drawing"/>
@@ -15167,7 +15167,7 @@
             </w:pPr>
             <w:r>
               <w:drawing>
-                <wp:inline wp14:editId="50AD3E2E" wp14:anchorId="1F952527">
+                <wp:inline wp14:editId="24A2805D" wp14:anchorId="1F952527">
                   <wp:extent cx="1876425" cy="5124450"/>
                   <wp:effectExtent l="0" t="0" r="0" b="0"/>
                   <wp:docPr id="1570064163" name="drawing"/>
@@ -15248,7 +15248,7 @@
             </w:pPr>
             <w:r>
               <w:drawing>
-                <wp:inline wp14:editId="5D47B4EA" wp14:anchorId="1D86EE2C">
+                <wp:inline wp14:editId="5AA343A3" wp14:anchorId="1D86EE2C">
                   <wp:extent cx="3647727" cy="3152775"/>
                   <wp:effectExtent l="0" t="0" r="0" b="0"/>
                   <wp:docPr id="764524699" name="drawing"/>
@@ -15306,7 +15306,7 @@
             </w:pPr>
             <w:r>
               <w:drawing>
-                <wp:inline wp14:editId="4009B3A5" wp14:anchorId="4D4402B6">
+                <wp:inline wp14:editId="3A408CE6" wp14:anchorId="4D4402B6">
                   <wp:extent cx="3752850" cy="835686"/>
                   <wp:effectExtent l="0" t="0" r="0" b="0"/>
                   <wp:docPr id="1295587423" name="drawing"/>
@@ -15449,122 +15449,35 @@
     </w:tbl>
     <w:p>
       <w:pPr>
+        <w:pStyle w:val="Normal"/>
         <w:spacing w:before="90"/>
-        <w:contextualSpacing/>
+        <w:contextualSpacing w:val="1"/>
       </w:pPr>
     </w:p>
     <w:p>
       <w:pPr>
-        <w:rPr>
-          <w:rFonts w:ascii="Times" w:hAnsi="Times" w:eastAsia="Times New Roman"/>
-          <w:color w:val="000000" w:themeColor="text1"/>
-        </w:rPr>
+        <w:pStyle w:val="Normal"/>
+        <w:spacing w:before="90"/>
+        <w:contextualSpacing w:val="1"/>
       </w:pPr>
     </w:p>
     <w:p>
       <w:pPr>
-        <w:rPr>
-          <w:rFonts w:ascii="Times" w:hAnsi="Times" w:eastAsia="Times New Roman"/>
-          <w:i/>
-          <w:iCs/>
-          <w:color w:val="000000" w:themeColor="text1"/>
-        </w:rPr>
+        <w:pStyle w:val="Normal"/>
+        <w:spacing w:before="90"/>
+        <w:contextualSpacing w:val="1"/>
       </w:pPr>
     </w:p>
     <w:p>
+      <w:pPr>
+        <w:pStyle w:val="Normal"/>
+        <w:spacing w:before="90"/>
+        <w:contextualSpacing w:val="1"/>
+      </w:pPr>
       <w:r>
-        <w:rPr>
-          <w:rFonts w:eastAsia="Times New Roman" w:cs="Times New Roman"/>
-          <w:color w:val="000000" w:themeColor="text1"/>
-        </w:rPr>
-        <w:t xml:space="preserve"> </w:t>
+        <w:rPr/>
+        <w:t>https://github.com/Ahmaddddd7/CA_LAB</w:t>
       </w:r>
-      <w:r>
-        <w:rPr>
-          <w:rFonts w:ascii="Times" w:hAnsi="Times" w:eastAsia="Times" w:cs="Times"/>
-        </w:rPr>
-        <w:t xml:space="preserve"> </w:t>
-      </w:r>
-    </w:p>
-    <w:p>
-      <w:pPr>
-        <w:rPr>
-          <w:rFonts w:ascii="Times" w:hAnsi="Times" w:eastAsia="Times New Roman"/>
-          <w:i/>
-          <w:iCs/>
-          <w:color w:val="000000" w:themeColor="text1"/>
-        </w:rPr>
-      </w:pPr>
-    </w:p>
-    <w:p>
-      <w:pPr>
-        <w:rPr>
-          <w:rFonts w:ascii="Times" w:hAnsi="Times" w:eastAsia="Times New Roman"/>
-          <w:i/>
-          <w:iCs/>
-          <w:color w:val="000000" w:themeColor="text1"/>
-        </w:rPr>
-      </w:pPr>
-    </w:p>
-    <w:p>
-      <w:pPr>
-        <w:rPr>
-          <w:rFonts w:ascii="Times" w:hAnsi="Times" w:eastAsia="Times New Roman"/>
-          <w:i/>
-          <w:iCs/>
-          <w:color w:val="000000" w:themeColor="text1"/>
-        </w:rPr>
-      </w:pPr>
-    </w:p>
-    <w:p>
-      <w:pPr>
-        <w:rPr>
-          <w:rFonts w:ascii="Times" w:hAnsi="Times" w:eastAsia="Times New Roman"/>
-          <w:i/>
-          <w:iCs/>
-          <w:color w:val="000000" w:themeColor="text1"/>
-        </w:rPr>
-      </w:pPr>
-    </w:p>
-    <w:p>
-      <w:pPr>
-        <w:rPr>
-          <w:rFonts w:ascii="Times" w:hAnsi="Times" w:eastAsia="Times New Roman"/>
-          <w:i/>
-          <w:iCs/>
-          <w:color w:val="000000" w:themeColor="text1"/>
-        </w:rPr>
-      </w:pPr>
-    </w:p>
-    <w:p>
-      <w:pPr>
-        <w:rPr>
-          <w:rFonts w:ascii="Times" w:hAnsi="Times" w:eastAsia="Times New Roman"/>
-          <w:i/>
-          <w:iCs/>
-          <w:color w:val="000000" w:themeColor="text1"/>
-        </w:rPr>
-      </w:pPr>
-    </w:p>
-    <w:p>
-      <w:pPr>
-        <w:rPr>
-          <w:rFonts w:ascii="Times" w:hAnsi="Times" w:eastAsia="Times New Roman"/>
-          <w:i/>
-          <w:iCs/>
-          <w:color w:val="000000" w:themeColor="text1"/>
-        </w:rPr>
-      </w:pPr>
-    </w:p>
-    <w:p>
-      <w:pPr>
-        <w:rPr>
-          <w:rFonts w:ascii="Times" w:hAnsi="Times" w:eastAsia="Times New Roman"/>
-          <w:i/>
-          <w:iCs/>
-          <w:color w:val="000000" w:themeColor="text1"/>
-        </w:rPr>
-      </w:pPr>
     </w:p>
     <w:p>
       <w:pPr>
